--- a/06_defense/export/测试报告-小学期.docx
+++ b/06_defense/export/测试报告-小学期.docx
@@ -33,7 +33,7 @@
           <w:b w:val="0"/>
           <w:sz w:val="22"/>
         </w:rPr>
-        <w:t>更新日期：2026-09-03</w:t>
+        <w:t>更新日期：2026-09-02</w:t>
       </w:r>
     </w:p>
     <w:p>
@@ -43,7 +43,27 @@
           <w:b w:val="0"/>
           <w:sz w:val="22"/>
         </w:rPr>
-        <w:t>本文件只保留当前有效结果；执行命令与环境要求见 `04_tests/README.md`。</w:t>
+        <w:t>代码基线：`c1b73ec607dca49966be0e50f013dd461d6389c0`</w:t>
+      </w:r>
+    </w:p>
+    <w:p>
+      <w:r>
+        <w:rPr>
+          <w:rFonts w:ascii="Microsoft YaHei" w:hAnsi="Microsoft YaHei" w:eastAsia="Microsoft YaHei"/>
+          <w:b w:val="0"/>
+          <w:sz w:val="22"/>
+        </w:rPr>
+        <w:t>本文件只保留当前有效结果。完整的执行环境、修复清单、部署验证和剩余风险见</w:t>
+      </w:r>
+    </w:p>
+    <w:p>
+      <w:r>
+        <w:rPr>
+          <w:rFonts w:ascii="Microsoft YaHei" w:hAnsi="Microsoft YaHei" w:eastAsia="Microsoft YaHei"/>
+          <w:b w:val="0"/>
+          <w:sz w:val="22"/>
+        </w:rPr>
+        <w:t>2026-09-02 功能测试与部署完整复核。</w:t>
       </w:r>
     </w:p>
     <w:p>
@@ -314,7 +334,7 @@
                 <w:rFonts w:ascii="Microsoft YaHei" w:hAnsi="Microsoft YaHei" w:eastAsia="Microsoft YaHei"/>
                 <w:sz w:val="18"/>
               </w:rPr>
-              <w:t>单体与微服务入口均 42/42 通过</w:t>
+              <w:t>6/6 通过</w:t>
             </w:r>
           </w:p>
         </w:tc>
@@ -328,7 +348,7 @@
                 <w:rFonts w:ascii="Microsoft YaHei" w:hAnsi="Microsoft YaHei" w:eastAsia="Microsoft YaHei"/>
                 <w:sz w:val="18"/>
               </w:rPr>
-              <w:t>12 个主流程、27 个备选/异常流程、3 个组合流程，覆盖 UC01-UC12</w:t>
+              <w:t>Compose 与 Kind 单体入口均实测 UC01-UC12</w:t>
             </w:r>
           </w:p>
         </w:tc>
@@ -539,7 +559,7 @@
           <w:b w:val="0"/>
           <w:sz w:val="22"/>
         </w:rPr>
-        <w:t>- 浏览器作业：单体与微服务入口均 42/42 通过。</w:t>
+        <w:t>- GitHub Actions softw-ci-cd #77：Success，完成全部测试、7 个版本化镜像和 Kind 部署验收。</w:t>
       </w:r>
     </w:p>
     <w:p>
@@ -549,7 +569,17 @@
           <w:b w:val="0"/>
           <w:sz w:val="22"/>
         </w:rPr>
-        <w:t>- 安全扫描：纳入扫描的版本控制文件未发现密钥；生产依赖高危/严重漏洞为 0。</w:t>
+        <w:t>- 浏览器作业：单体与微服务入口各 6/6 通过。</w:t>
+      </w:r>
+    </w:p>
+    <w:p>
+      <w:r>
+        <w:rPr>
+          <w:rFonts w:ascii="Microsoft YaHei" w:hAnsi="Microsoft YaHei" w:eastAsia="Microsoft YaHei"/>
+          <w:b w:val="0"/>
+          <w:sz w:val="22"/>
+        </w:rPr>
+        <w:t>- 安全扫描：483 个纳入版本控制的文件未发现密钥；生产依赖高危/严重漏洞为 0。</w:t>
       </w:r>
     </w:p>
     <w:p>
